--- a/pelihylly/downloads/nayttosuunnitelma.docx
+++ b/pelihylly/downloads/nayttosuunnitelma.docx
@@ -4,7 +4,7 @@
   <w:body>
     <w:p>
       <w:pPr>
-        <w:spacing w:after="100" w:before="200"/>
+        <w:spacing w:before="200" w:after="100"/>
       </w:pPr>
       <w:r>
         <w:rPr>
@@ -45,7 +45,7 @@
     <w:p>
       <w:pPr>
         <w:pStyle w:val="Heading1"/>
-        <w:spacing w:after="160" w:before="320"/>
+        <w:spacing w:before="320" w:after="160"/>
       </w:pPr>
       <w:r>
         <w:rPr>
@@ -109,7 +109,7 @@
     <w:p>
       <w:pPr>
         <w:pStyle w:val="Heading1"/>
-        <w:spacing w:after="160" w:before="320"/>
+        <w:spacing w:before="320" w:after="160"/>
       </w:pPr>
       <w:r>
         <w:rPr>
@@ -395,7 +395,7 @@
     <w:p>
       <w:pPr>
         <w:pStyle w:val="Heading1"/>
-        <w:spacing w:after="160" w:before="320"/>
+        <w:spacing w:before="320" w:after="160"/>
       </w:pPr>
       <w:r>
         <w:rPr>
@@ -726,7 +726,7 @@
                 <w:sz w:val="19"/>
                 <w:szCs w:val="19"/>
               </w:rPr>
-              <w:t xml:space="preserve">Itse rakennettu lomake, palvelinvalidointi 400-vastauksineen, curl-tulosteet ja testitapaukset T3–T5.</w:t>
+              <w:t xml:space="preserve">Itse rakennettu lomake, palvelinvalidointi 400-vastauksineen, curl-tulosteet ja testitapaukset T03–T05.</w:t>
             </w:r>
           </w:p>
         </w:tc>
@@ -1095,7 +1095,7 @@
     <w:p>
       <w:pPr>
         <w:pStyle w:val="Heading1"/>
-        <w:spacing w:after="160" w:before="320"/>
+        <w:spacing w:before="320" w:after="160"/>
       </w:pPr>
       <w:r>
         <w:rPr>
@@ -1121,7 +1121,7 @@
     <w:p>
       <w:pPr>
         <w:pStyle w:val="Heading2"/>
-        <w:spacing w:after="120" w:before="260"/>
+        <w:spacing w:before="260" w:after="120"/>
       </w:pPr>
       <w:r>
         <w:rPr>
@@ -2045,13 +2045,12 @@
           <w:sz w:val="21"/>
           <w:szCs w:val="21"/>
         </w:rPr>
-        <w:t xml:space="preserve"/>
       </w:r>
     </w:p>
     <w:p>
       <w:pPr>
         <w:pStyle w:val="Heading2"/>
-        <w:spacing w:after="120" w:before="260"/>
+        <w:spacing w:before="260" w:after="120"/>
       </w:pPr>
       <w:r>
         <w:rPr>
@@ -3194,13 +3193,12 @@
           <w:sz w:val="21"/>
           <w:szCs w:val="21"/>
         </w:rPr>
-        <w:t xml:space="preserve"/>
       </w:r>
     </w:p>
     <w:p>
       <w:pPr>
         <w:pStyle w:val="Heading2"/>
-        <w:spacing w:after="120" w:before="260"/>
+        <w:spacing w:before="260" w:after="120"/>
       </w:pPr>
       <w:r>
         <w:rPr>
@@ -3832,7 +3830,6 @@
           <w:sz w:val="21"/>
           <w:szCs w:val="21"/>
         </w:rPr>
-        <w:t xml:space="preserve"/>
       </w:r>
     </w:p>
     <w:p>
@@ -3843,7 +3840,7 @@
     <w:p>
       <w:pPr>
         <w:pStyle w:val="Heading1"/>
-        <w:spacing w:after="160" w:before="320"/>
+        <w:spacing w:before="320" w:after="160"/>
       </w:pPr>
       <w:r>
         <w:rPr>
@@ -4005,7 +4002,7 @@
     <w:p>
       <w:pPr>
         <w:pStyle w:val="Heading1"/>
-        <w:spacing w:after="160" w:before="320"/>
+        <w:spacing w:before="320" w:after="160"/>
       </w:pPr>
       <w:r>
         <w:rPr>
@@ -4043,7 +4040,7 @@
     <w:p>
       <w:pPr>
         <w:pStyle w:val="Heading1"/>
-        <w:spacing w:after="160" w:before="320"/>
+        <w:spacing w:before="320" w:after="160"/>
       </w:pPr>
       <w:r>
         <w:rPr>
@@ -4287,7 +4284,7 @@
     <w:p>
       <w:pPr>
         <w:pStyle w:val="Heading1"/>
-        <w:spacing w:after="160" w:before="320"/>
+        <w:spacing w:before="320" w:after="160"/>
       </w:pPr>
       <w:r>
         <w:rPr>
@@ -4472,43 +4469,6 @@
 
 <file path=word/comments.xml><?xml version="1.0" encoding="utf-8"?>
 <w:comments xmlns:cx="http://schemas.microsoft.com/office/drawing/2014/chartex" xmlns:cx1="http://schemas.microsoft.com/office/drawing/2015/9/8/chartex" xmlns:cx2="http://schemas.microsoft.com/office/drawing/2015/10/21/chartex" xmlns:cx3="http://schemas.microsoft.com/office/drawing/2016/5/9/chartex" xmlns:cx4="http://schemas.microsoft.com/office/drawing/2016/5/10/chartex" xmlns:cx5="http://schemas.microsoft.com/office/drawing/2016/5/11/chartex" xmlns:cx6="http://schemas.microsoft.com/office/drawing/2016/5/12/chartex" xmlns:cx7="http://schemas.microsoft.com/office/drawing/2016/5/13/chartex" xmlns:cx8="http://schemas.microsoft.com/office/drawing/2016/5/14/chartex" xmlns:mc="http://schemas.openxmlformats.org/markup-compatibility/2006" xmlns:aink="http://schemas.microsoft.com/office/drawing/2016/ink" xmlns:am3d="http://schemas.microsoft.com/office/drawing/2017/model3d" xmlns:o="urn:schemas-microsoft-com:office:office" xmlns:r="http://schemas.openxmlformats.org/officeDocument/2006/relationships" xmlns:m="http://schemas.openxmlformats.org/officeDocument/2006/math" xmlns:v="urn:schemas-microsoft-com:vml" xmlns:wp14="http://schemas.microsoft.com/office/word/2010/wordprocessingDrawing" xmlns:wp="http://schemas.openxmlformats.org/drawingml/2006/wordprocessingDrawing" xmlns:w10="urn:schemas-microsoft-com:office:word" xmlns:w="http://schemas.openxmlformats.org/wordprocessingml/2006/main" xmlns:w14="http://schemas.microsoft.com/office/word/2010/wordml" xmlns:w15="http://schemas.microsoft.com/office/word/2012/wordml" xmlns:w16cex="http://schemas.microsoft.com/office/word/2018/wordml/cex" xmlns:w16cid="http://schemas.microsoft.com/office/word/2016/wordml/cid" xmlns:w16="http://schemas.microsoft.com/office/word/2018/wordml" xmlns:w16sdtdh="http://schemas.microsoft.com/office/word/2020/wordml/sdtdatahash" xmlns:w16se="http://schemas.microsoft.com/office/word/2015/wordml/symex" xmlns:wpg="http://schemas.microsoft.com/office/word/2010/wordprocessingGroup" xmlns:wpi="http://schemas.microsoft.com/office/word/2010/wordprocessingInk" xmlns:wne="http://schemas.microsoft.com/office/word/2006/wordml" xmlns:wps="http://schemas.microsoft.com/office/word/2010/wordprocessingShape"/>
-</file>
-
-<file path=word/endnotes.xml><?xml version="1.0" encoding="utf-8"?>
-<w:endnotes xmlns:wpc="http://schemas.microsoft.com/office/word/2010/wordprocessingCanvas" xmlns:mc="http://schemas.openxmlformats.org/markup-compatibility/2006" xmlns:o="urn:schemas-microsoft-com:office:office" xmlns:r="http://schemas.openxmlformats.org/officeDocument/2006/relationships" xmlns:m="http://schemas.openxmlformats.org/officeDocument/2006/math" xmlns:v="urn:schemas-microsoft-com:vml" xmlns:wp14="http://schemas.microsoft.com/office/word/2010/wordprocessingDrawing" xmlns:wp="http://schemas.openxmlformats.org/drawingml/2006/wordprocessingDrawing" xmlns:w10="urn:schemas-microsoft-com:office:word" xmlns:w="http://schemas.openxmlformats.org/wordprocessingml/2006/main" xmlns:w14="http://schemas.microsoft.com/office/word/2010/wordml" xmlns:w15="http://schemas.microsoft.com/office/word/2012/wordml" xmlns:wpg="http://schemas.microsoft.com/office/word/2010/wordprocessingGroup" xmlns:wpi="http://schemas.microsoft.com/office/word/2010/wordprocessingInk" xmlns:wne="http://schemas.microsoft.com/office/word/2006/wordml" xmlns:wps="http://schemas.microsoft.com/office/word/2010/wordprocessingShape" mc:Ignorable="w14 w15 wp14">
-  <w:endnote w:type="separator" w:id="-1">
-    <w:p>
-      <w:pPr>
-        <w:spacing w:after="0" w:line="240" w:lineRule="auto"/>
-      </w:pPr>
-      <w:r>
-        <w:rPr>
-          <w:rStyle w:val="EndnoteReference"/>
-        </w:rPr>
-        <w:endnoteRef/>
-      </w:r>
-      <w:r>
-        <w:separator/>
-      </w:r>
-    </w:p>
-  </w:endnote>
-  <w:endnote w:type="continuationSeparator" w:id="0">
-    <w:p>
-      <w:pPr>
-        <w:spacing w:after="0" w:line="240" w:lineRule="auto"/>
-      </w:pPr>
-      <w:r>
-        <w:rPr>
-          <w:rStyle w:val="EndnoteReference"/>
-        </w:rPr>
-        <w:endnoteRef/>
-      </w:r>
-      <w:r>
-        <w:continuationSeparator/>
-      </w:r>
-    </w:p>
-  </w:endnote>
-</w:endnotes>
 </file>
 
 <file path=word/footnotes.xml><?xml version="1.0" encoding="utf-8"?>
@@ -4648,9 +4608,9 @@
   <w:docDefaults>
     <w:rPrDefault>
       <w:rPr>
-        <w:rFonts w:ascii="Calibri" w:cs="Calibri" w:eastAsia="Calibri" w:hAnsi="Calibri"/>
         <w:sz w:val="21"/>
         <w:szCs w:val="21"/>
+        <w:rFonts w:ascii="Calibri" w:cs="Calibri" w:eastAsia="Calibri" w:hAnsi="Calibri"/>
       </w:rPr>
     </w:rPrDefault>
     <w:pPrDefault/>
@@ -4748,8 +4708,8 @@
     <w:uiPriority w:val="99"/>
     <w:unhideWhenUsed/>
     <w:rPr>
+      <w:u w:val="single"/>
       <w:color w:val="0563C1"/>
-      <w:u w:val="single"/>
     </w:rPr>
   </w:style>
   <w:style w:type="character" w:styleId="FootnoteReference">
@@ -4789,42 +4749,5 @@
       <w:szCs w:val="20"/>
     </w:rPr>
   </w:style>
-  <w:style w:type="character" w:styleId="EndnoteReference">
-    <w:name w:val="endnote reference"/>
-    <w:basedOn w:val="DefaultParagraphFont"/>
-    <w:uiPriority w:val="99"/>
-    <w:semiHidden/>
-    <w:unhideWhenUsed/>
-    <w:rPr>
-      <w:vertAlign w:val="superscript"/>
-    </w:rPr>
-  </w:style>
-  <w:style w:type="paragraph" w:styleId="EndnoteText">
-    <w:name w:val="endnote text"/>
-    <w:basedOn w:val="Normal"/>
-    <w:link w:val="EndnoteTextChar"/>
-    <w:uiPriority w:val="99"/>
-    <w:semiHidden/>
-    <w:unhideWhenUsed/>
-    <w:pPr>
-      <w:spacing w:after="0" w:line="240" w:lineRule="auto"/>
-    </w:pPr>
-    <w:rPr>
-      <w:sz w:val="20"/>
-      <w:szCs w:val="20"/>
-    </w:rPr>
-  </w:style>
-  <w:style w:type="character" w:styleId="EndnoteTextChar">
-    <w:name w:val="Endnote Text Char"/>
-    <w:basedOn w:val="DefaultParagraphFont"/>
-    <w:link w:val="EndnoteText"/>
-    <w:uiPriority w:val="99"/>
-    <w:semiHidden/>
-    <w:unhideWhenUsed/>
-    <w:rPr>
-      <w:sz w:val="20"/>
-      <w:szCs w:val="20"/>
-    </w:rPr>
-  </w:style>
 </w:styles>
 </file>
--- a/pelihylly/downloads/nayttosuunnitelma.docx
+++ b/pelihylly/downloads/nayttosuunnitelma.docx
@@ -3032,7 +3032,7 @@
                 <w:sz w:val="19"/>
                 <w:szCs w:val="19"/>
               </w:rPr>
-              <w:t xml:space="preserve">Git koko projektin ajan: etärepository työviikosta 1, kuvaavat commitit, feature-haarat vaiheesta B alkaen</w:t>
+              <w:t xml:space="preserve">Git koko projektin ajan: etärepository työviikosta 1, kuvaavat commitit, feature-haarat työviikosta 6 alkaen</w:t>
             </w:r>
           </w:p>
         </w:tc>

--- a/pelihylly/downloads/nayttosuunnitelma.docx
+++ b/pelihylly/downloads/nayttosuunnitelma.docx
@@ -77,7 +77,7 @@
           <w:sz w:val="21"/>
           <w:szCs w:val="21"/>
         </w:rPr>
-        <w:t xml:space="preserve">Opiskelija rakentaa 18 työviikon aikana PeliHyllyn: pelikirjaston seurantapalvelun kuvitteelliselle Pelikellari ry:lle. Toteutus on React + Vite -frontend, Node.js + Express -backend ja SQLite-tietovarasto; palvelu julkaistaan tuotantoon julkiseen osoitteeseen. Työ tehdään yksin, mutta ohjaaja toimii kehitystiimin toisena osapuolena priorisoinnissa, vertailupäätöksissä ja ratkaisujen arvioinnissa (p8–p10).</w:t>
+        <w:t xml:space="preserve">Opiskelija rakentaa 18 työviikon aikana PeliHyllyn: pelikirjaston seurantapalvelun kuvitteelliselle Pelikellari ry:lle. Toteutus on React + Vite -frontend, Node.js + Express -backend ja SQLite-tietovarasto (sovittu toteutustapa, jonka opiskelija perustelee vertailulla työviikolla 2); palvelu julkaistaan tuotantoon julkiseen osoitteeseen. Työ tehdään yksin, mutta ohjaaja toimii kehitystiimin toisena osapuolena priorisoinnissa, vertailupäätöksissä ja ratkaisujen arvioinnissa (p8–p10).</w:t>
       </w:r>
     </w:p>
     <w:p>
@@ -233,7 +233,7 @@
                 <w:sz w:val="19"/>
                 <w:szCs w:val="19"/>
               </w:rPr>
-              <w:t xml:space="preserve">Vastaa ohjauksesta ja arvioinnista, kuittaa P0-rajauksen, osallistuu vertailupäätöksiin (työviikot 2, 7 ja 11) ja tarkistuspisteisiin sekä nimeää katselmoijat. Ei toimi asiakkaan edustajana.</w:t>
+              <w:t xml:space="preserve">Vastaa ohjauksesta ja arvioinnista, kuittaa P0-rajauksen, osallistuu vertailupäätöksiin (työviikot 2, 7 ja 11) ja tarkistuspisteisiin sekä nimeää katselmoijat. Toimii asiakkaan sijaisena, kunnes asiakkaan edustaja on nimetty, ja vastaanottaa siihen asti kysymyslistan ja tilannekatsaukset. Katselmoinneissa asiakasta esittää nimetty edustaja.</w:t>
             </w:r>
           </w:p>
         </w:tc>
@@ -939,7 +939,7 @@
                 <w:sz w:val="19"/>
                 <w:szCs w:val="19"/>
               </w:rPr>
-              <w:t xml:space="preserve">Vähintään 12 testitapausta odotuksineen ennen ajoa, toteutuneet tulokset ja virheenkorjausketju 2 regressiotestiin asti.</w:t>
+              <w:t xml:space="preserve">Testitapauksia on vähintään 14 koko projektissa, ja niistä vähintään 12 on kirjoitettu ja ajettu työviikkoon 13 mennessä: odotus ennen ajoa, toteutuneet tulokset ja virheenkorjausketju 2 regressiotestiin asti.</w:t>
             </w:r>
           </w:p>
         </w:tc>
@@ -1446,7 +1446,7 @@
                 <w:sz w:val="19"/>
                 <w:szCs w:val="19"/>
               </w:rPr>
-              <w:t xml:space="preserve">Testimatriisi ≥12 tapausta kolmessa luokassa, odotettu tulos kirjattu ennen ajoa, uusintatestit korjausten jälkeen</w:t>
+              <w:t xml:space="preserve">Testimatriisi kolmessa luokassa: vähintään 12 tapausta kirjoitettu ja ajettu työviikkoon 13 mennessä (koko projektissa vähintään 14), odotettu tulos kirjattu ennen ajoa, uusintatestit korjausten jälkeen</w:t>
             </w:r>
           </w:p>
         </w:tc>
@@ -4237,7 +4237,7 @@
           <w:sz w:val="20"/>
           <w:szCs w:val="20"/>
         </w:rPr>
-        <w:t xml:space="preserve">32 vaatimusta täsmälinkitettyinä työnäytteisiin.</w:t>
+        <w:t xml:space="preserve">project-docs/nayttomatriisi.md: 32 vaatimusta täsmälinkitettyinä työnäytteisiin (tunnus, linkki ja viikko).</w:t>
       </w:r>
     </w:p>
     <w:p>
@@ -4428,6 +4428,60 @@
           <w:szCs w:val="20"/>
         </w:rPr>
         <w:t xml:space="preserve">Opiskelija voi toteuttaa videopeliarkiston sijaan esimerkiksi musiikki- tai elokuva-arkiston, jos hän perustelee ohjaajalle, mikä muunnelmassa on järkevää: esimerkiksi CD-arkistossa tilahistorian tilalle sopii kuunteluhistoria tai levyn kunto.</w:t>
+      </w:r>
+    </w:p>
+    <w:p>
+      <w:pPr>
+        <w:spacing w:after="20" w:before="0"/>
+      </w:pPr>
+      <w:r>
+        <w:rPr>
+          <w:b/>
+          <w:bCs/>
+          <w:sz w:val="21"/>
+          <w:szCs w:val="21"/>
+        </w:rPr>
+        <w:t xml:space="preserve">Nimet julkisessa repositoryssa</w:t>
+      </w:r>
+    </w:p>
+    <w:p>
+      <w:pPr>
+        <w:spacing w:after="140" w:before="0"/>
+      </w:pPr>
+      <w:r>
+        <w:rPr>
+          <w:color w:val="555555"/>
+          <w:sz w:val="20"/>
+          <w:szCs w:val="20"/>
+        </w:rPr>
+        <w:t xml:space="preserve">Repositoryyn kirjataan henkilöistä vain rooli, esimerkiksi ohjaaja, asiakkaan edustaja tai julkaisutestaaja. Nimet ja sanatarkat muistiinpanot lähetetään ohjaajalle Teamsissa, jos niitä tarvitaan.</w:t>
+      </w:r>
+    </w:p>
+    <w:p>
+      <w:pPr>
+        <w:spacing w:after="20" w:before="0"/>
+      </w:pPr>
+      <w:r>
+        <w:rPr>
+          <w:b/>
+          <w:bCs/>
+          <w:sz w:val="21"/>
+          <w:szCs w:val="21"/>
+        </w:rPr>
+        <w:t xml:space="preserve">Asiakkaan sijainen</w:t>
+      </w:r>
+    </w:p>
+    <w:p>
+      <w:pPr>
+        <w:spacing w:after="140" w:before="0"/>
+      </w:pPr>
+      <w:r>
+        <w:rPr>
+          <w:color w:val="555555"/>
+          <w:sz w:val="20"/>
+          <w:szCs w:val="20"/>
+        </w:rPr>
+        <w:t xml:space="preserve">Kunnes asiakkaan ulkopuolinen edustaja on nimetty, ohjaava opettaja toimii asiakkaan sijaisena ja vastaanottaa työviikon 1 kysymyslistan ja työviikon 3 tilannekatsauksen. Katselmoinneissa asiakasta esittää nimetty edustaja.</w:t>
       </w:r>
     </w:p>
     <w:p>
